--- a/output.docx
+++ b/output.docx
@@ -7,11 +7,69 @@
         <w:rPr>
           <w:b/>
           <w:bCs/>
+        </w:rPr>
+      </w:pPr>
+      <w:r>
+        <w:rPr>
+          <w:b/>
+          <w:bCs/>
+        </w:rPr>
+        <w:t>Project Title: End-to-End DevOps Pipeline for a Web Application with CI/CD</w:t>
+      </w:r>
+    </w:p>
+    <w:p>
+      <w:pPr>
+        <w:rPr>
+          <w:b/>
+          <w:bCs/>
+        </w:rPr>
+      </w:pPr>
+      <w:r>
+        <w:rPr>
+          <w:b/>
+          <w:bCs/>
+        </w:rPr>
+        <w:t xml:space="preserve">GroupName: </w:t>
+      </w:r>
+      <w:r>
+        <w:t>Group E</w:t>
+      </w:r>
+    </w:p>
+    <w:p>
+      <w:pPr>
+        <w:rPr>
+          <w:b/>
+          <w:bCs/>
+          <w:lang w:val="en-IN"/>
+        </w:rPr>
+      </w:pPr>
+      <w:r>
+        <w:rPr>
+          <w:b/>
+          <w:bCs/>
+        </w:rPr>
+        <w:t xml:space="preserve">Team Members : </w:t>
+      </w:r>
+      <w:r>
+        <w:t>Jeyashree, Sudhanshu, Manjula,Kumaresan</w:t>
+      </w:r>
+    </w:p>
+    <w:p>
+      <w:pPr>
+        <w:rPr>
+          <w:lang w:val="en-IN"/>
+        </w:rPr>
+      </w:pPr>
+      <w:r>
+        <w:rPr>
+          <w:b/>
+          <w:bCs/>
           <w:i/>
           <w:iCs/>
           <w:lang w:val="en-IN"/>
         </w:rPr>
-      </w:pPr>
+        <w:t>Terraform</w:t>
+      </w:r>
       <w:r>
         <w:rPr>
           <w:b/>
@@ -20,7 +78,7 @@
           <w:iCs/>
           <w:lang w:val="en-IN"/>
         </w:rPr>
-        <w:t>Terraform</w:t>
+        <w:t xml:space="preserve"> </w:t>
       </w:r>
     </w:p>
     <w:p>
@@ -29,30 +87,18 @@
           <w:lang w:val="en-IN"/>
         </w:rPr>
       </w:pPr>
-    </w:p>
-    <w:p>
-      <w:pPr>
+      <w:r>
         <w:rPr>
           <w:lang w:val="en-IN"/>
         </w:rPr>
-      </w:pPr>
-      <w:r>
-        <w:rPr>
-          <w:lang w:val="en-IN"/>
-        </w:rPr>
-        <w:t xml:space="preserve">Terraform </w:t>
-      </w:r>
-      <w:proofErr w:type="spellStart"/>
-      <w:r>
-        <w:rPr>
-          <w:lang w:val="en-IN"/>
-        </w:rPr>
-        <w:t>init</w:t>
-      </w:r>
-      <w:proofErr w:type="spellEnd"/>
-    </w:p>
-    <w:p>
-      <w:r>
+        <w:t>Terraform init</w:t>
+      </w:r>
+    </w:p>
+    <w:p>
+      <w:r>
+        <w:rPr>
+          <w:noProof/>
+        </w:rPr>
         <w:drawing>
           <wp:inline distT="0" distB="0" distL="0" distR="0" wp14:anchorId="7437C2CC" wp14:editId="3EE108B2">
             <wp:extent cx="4891934" cy="2324100"/>
@@ -118,6 +164,9 @@
     </w:p>
     <w:p>
       <w:r>
+        <w:rPr>
+          <w:noProof/>
+        </w:rPr>
         <w:drawing>
           <wp:inline distT="0" distB="0" distL="0" distR="0" wp14:anchorId="0281BFE4" wp14:editId="274DB002">
             <wp:extent cx="4015740" cy="2384567"/>
@@ -190,6 +239,10 @@
     </w:p>
     <w:p>
       <w:r>
+        <w:rPr>
+          <w:noProof/>
+        </w:rPr>
+        <w:lastRenderedPageBreak/>
         <w:drawing>
           <wp:inline distT="0" distB="0" distL="0" distR="0" wp14:anchorId="282D0BAA" wp14:editId="36B9F82A">
             <wp:extent cx="4410120" cy="2133600"/>
@@ -245,7 +298,6 @@
         <w:rPr>
           <w:lang w:val="en-IN"/>
         </w:rPr>
-        <w:lastRenderedPageBreak/>
         <w:t>Cluster creation in AWS</w:t>
       </w:r>
       <w:r>
@@ -254,8 +306,11 @@
     </w:p>
     <w:p>
       <w:r>
+        <w:rPr>
+          <w:noProof/>
+        </w:rPr>
         <w:drawing>
-          <wp:inline distT="0" distB="0" distL="0" distR="0" wp14:anchorId="2D704084" wp14:editId="1D605103">
+          <wp:inline distT="0" distB="0" distL="0" distR="0" wp14:anchorId="2D704084" wp14:editId="76677408">
             <wp:extent cx="5760720" cy="1454785"/>
             <wp:effectExtent l="0" t="0" r="0" b="0"/>
             <wp:docPr id="1882443702" name="Grafik 8"/>
@@ -311,8 +366,11 @@
     </w:p>
     <w:p>
       <w:r>
+        <w:rPr>
+          <w:noProof/>
+        </w:rPr>
         <w:drawing>
-          <wp:inline distT="0" distB="0" distL="0" distR="0" wp14:anchorId="05FA9B6A" wp14:editId="027E63D0">
+          <wp:inline distT="0" distB="0" distL="0" distR="0" wp14:anchorId="05FA9B6A" wp14:editId="0C6E16A5">
             <wp:extent cx="5760720" cy="955675"/>
             <wp:effectExtent l="0" t="0" r="0" b="0"/>
             <wp:docPr id="670545500" name="Grafik 20"/>
@@ -361,21 +419,16 @@
         </w:drawing>
       </w:r>
       <w:r>
-        <w:t xml:space="preserve">Docker </w:t>
-      </w:r>
-      <w:proofErr w:type="spellStart"/>
-      <w:r>
-        <w:t>images</w:t>
-      </w:r>
-      <w:proofErr w:type="spellEnd"/>
-      <w:r>
-        <w:t xml:space="preserve"> in ECR: </w:t>
-      </w:r>
-    </w:p>
-    <w:p>
-      <w:r>
+        <w:t xml:space="preserve">Docker images in ECR: </w:t>
+      </w:r>
+    </w:p>
+    <w:p>
+      <w:r>
+        <w:rPr>
+          <w:noProof/>
+        </w:rPr>
         <w:drawing>
-          <wp:inline distT="0" distB="0" distL="0" distR="0" wp14:anchorId="25C3742C" wp14:editId="3B63E614">
+          <wp:inline distT="0" distB="0" distL="0" distR="0" wp14:anchorId="25C3742C" wp14:editId="1F6BFA4D">
             <wp:extent cx="5044440" cy="1108198"/>
             <wp:effectExtent l="0" t="0" r="3810" b="0"/>
             <wp:docPr id="1756510458" name="Grafik 10"/>
@@ -426,19 +479,14 @@
     </w:p>
     <w:p>
       <w:r>
-        <w:t xml:space="preserve">VPC </w:t>
-      </w:r>
-      <w:proofErr w:type="spellStart"/>
-      <w:r>
-        <w:t>creation</w:t>
-      </w:r>
-      <w:proofErr w:type="spellEnd"/>
-      <w:r>
-        <w:t>:</w:t>
-      </w:r>
-    </w:p>
-    <w:p>
-      <w:r>
+        <w:t>VPC creation:</w:t>
+      </w:r>
+    </w:p>
+    <w:p>
+      <w:r>
+        <w:rPr>
+          <w:noProof/>
+        </w:rPr>
         <w:drawing>
           <wp:inline distT="0" distB="0" distL="0" distR="0" wp14:anchorId="3FE23EB0" wp14:editId="6BF89B1F">
             <wp:extent cx="3383280" cy="1380611"/>
@@ -490,19 +538,18 @@
       </w:r>
     </w:p>
     <w:p>
-      <w:proofErr w:type="spellStart"/>
-      <w:r>
-        <w:t>Subnets</w:t>
-      </w:r>
-      <w:proofErr w:type="spellEnd"/>
-      <w:r>
-        <w:t>:</w:t>
-      </w:r>
-    </w:p>
-    <w:p>
-      <w:r>
+      <w:r>
+        <w:t>Subnets:</w:t>
+      </w:r>
+    </w:p>
+    <w:p>
+      <w:r>
+        <w:rPr>
+          <w:noProof/>
+        </w:rPr>
+        <w:lastRenderedPageBreak/>
         <w:drawing>
-          <wp:inline distT="0" distB="0" distL="0" distR="0" wp14:anchorId="4DB94635" wp14:editId="12FD3D5A">
+          <wp:inline distT="0" distB="0" distL="0" distR="0" wp14:anchorId="4DB94635" wp14:editId="6C7A0057">
             <wp:extent cx="5760720" cy="1959610"/>
             <wp:effectExtent l="0" t="0" r="0" b="2540"/>
             <wp:docPr id="1503213764" name="Grafik 14"/>
@@ -553,9 +600,11 @@
     </w:p>
     <w:p>
       <w:r>
-        <w:lastRenderedPageBreak/>
+        <w:rPr>
+          <w:noProof/>
+        </w:rPr>
         <w:drawing>
-          <wp:inline distT="0" distB="0" distL="0" distR="0" wp14:anchorId="4845444E" wp14:editId="56263648">
+          <wp:inline distT="0" distB="0" distL="0" distR="0" wp14:anchorId="4845444E" wp14:editId="5C05FAF9">
             <wp:extent cx="5760720" cy="1743075"/>
             <wp:effectExtent l="0" t="0" r="0" b="9525"/>
             <wp:docPr id="1517629841" name="Grafik 16"/>
@@ -603,6 +652,974 @@
           </wp:inline>
         </w:drawing>
       </w:r>
+    </w:p>
+    <w:p>
+      <w:pPr>
+        <w:rPr>
+          <w:b/>
+          <w:bCs/>
+        </w:rPr>
+      </w:pPr>
+    </w:p>
+    <w:p>
+      <w:pPr>
+        <w:rPr>
+          <w:b/>
+          <w:bCs/>
+        </w:rPr>
+      </w:pPr>
+      <w:r>
+        <w:rPr>
+          <w:b/>
+          <w:bCs/>
+        </w:rPr>
+        <w:t>Kubernetes Cluster Deployment:</w:t>
+      </w:r>
+    </w:p>
+    <w:p>
+      <w:r>
+        <w:rPr>
+          <w:noProof/>
+        </w:rPr>
+        <w:drawing>
+          <wp:inline distT="0" distB="0" distL="0" distR="0" wp14:anchorId="62FFA451" wp14:editId="3514CC55">
+            <wp:extent cx="5760720" cy="508349"/>
+            <wp:effectExtent l="0" t="0" r="0" b="6350"/>
+            <wp:docPr id="44719584" name="Picture 1"/>
+            <wp:cNvGraphicFramePr>
+              <a:graphicFrameLocks xmlns:a="http://schemas.openxmlformats.org/drawingml/2006/main" noChangeAspect="1"/>
+            </wp:cNvGraphicFramePr>
+            <a:graphic xmlns:a="http://schemas.openxmlformats.org/drawingml/2006/main">
+              <a:graphicData uri="http://schemas.openxmlformats.org/drawingml/2006/picture">
+                <pic:pic xmlns:pic="http://schemas.openxmlformats.org/drawingml/2006/picture">
+                  <pic:nvPicPr>
+                    <pic:cNvPr id="44719584" name=""/>
+                    <pic:cNvPicPr/>
+                  </pic:nvPicPr>
+                  <pic:blipFill>
+                    <a:blip r:embed="rId13"/>
+                    <a:stretch>
+                      <a:fillRect/>
+                    </a:stretch>
+                  </pic:blipFill>
+                  <pic:spPr>
+                    <a:xfrm>
+                      <a:off x="0" y="0"/>
+                      <a:ext cx="5760720" cy="508349"/>
+                    </a:xfrm>
+                    <a:prstGeom prst="rect">
+                      <a:avLst/>
+                    </a:prstGeom>
+                  </pic:spPr>
+                </pic:pic>
+              </a:graphicData>
+            </a:graphic>
+          </wp:inline>
+        </w:drawing>
+      </w:r>
+    </w:p>
+    <w:p/>
+    <w:p>
+      <w:pPr>
+        <w:rPr>
+          <w:highlight w:val="yellow"/>
+        </w:rPr>
+      </w:pPr>
+      <w:r>
+        <w:rPr>
+          <w:highlight w:val="yellow"/>
+        </w:rPr>
+        <w:t>kubectl get pods -n travelmemory</w:t>
+      </w:r>
+    </w:p>
+    <w:p>
+      <w:pPr>
+        <w:rPr>
+          <w:highlight w:val="yellow"/>
+        </w:rPr>
+      </w:pPr>
+      <w:r>
+        <w:rPr>
+          <w:highlight w:val="yellow"/>
+        </w:rPr>
+        <w:t>NAME                        READY   STATUS    RESTARTS   AGE</w:t>
+      </w:r>
+    </w:p>
+    <w:p>
+      <w:pPr>
+        <w:rPr>
+          <w:highlight w:val="yellow"/>
+        </w:rPr>
+      </w:pPr>
+      <w:r>
+        <w:rPr>
+          <w:highlight w:val="yellow"/>
+        </w:rPr>
+        <w:t>backend-78f8c774c5-69874    1/1     Running   0          2d22h</w:t>
+      </w:r>
+    </w:p>
+    <w:p>
+      <w:pPr>
+        <w:rPr>
+          <w:highlight w:val="yellow"/>
+        </w:rPr>
+      </w:pPr>
+      <w:r>
+        <w:rPr>
+          <w:highlight w:val="yellow"/>
+        </w:rPr>
+        <w:t>backend-78f8c774c5-j2wwm    1/1     Running   0          2d22h</w:t>
+      </w:r>
+    </w:p>
+    <w:p>
+      <w:pPr>
+        <w:rPr>
+          <w:highlight w:val="yellow"/>
+        </w:rPr>
+      </w:pPr>
+      <w:r>
+        <w:rPr>
+          <w:highlight w:val="yellow"/>
+        </w:rPr>
+        <w:t>frontend-597786dc48-b7wzx   1/1     Running   0          2d22h</w:t>
+      </w:r>
+    </w:p>
+    <w:p>
+      <w:r>
+        <w:rPr>
+          <w:highlight w:val="yellow"/>
+        </w:rPr>
+        <w:t>frontend-597786dc48-rdchc   1/1     Running   0          2d22h</w:t>
+      </w:r>
+    </w:p>
+    <w:p/>
+    <w:p>
+      <w:pPr>
+        <w:rPr>
+          <w:b/>
+          <w:bCs/>
+        </w:rPr>
+      </w:pPr>
+      <w:r>
+        <w:rPr>
+          <w:b/>
+          <w:bCs/>
+        </w:rPr>
+        <w:t>Jenkins pipeline for TravelMemory App:</w:t>
+      </w:r>
+    </w:p>
+    <w:p>
+      <w:r>
+        <w:rPr>
+          <w:noProof/>
+        </w:rPr>
+        <w:lastRenderedPageBreak/>
+        <w:drawing>
+          <wp:inline distT="0" distB="0" distL="0" distR="0" wp14:anchorId="37F4B210" wp14:editId="64D8A62B">
+            <wp:extent cx="5760720" cy="2319675"/>
+            <wp:effectExtent l="0" t="0" r="0" b="4445"/>
+            <wp:docPr id="837996730" name="Picture 1"/>
+            <wp:cNvGraphicFramePr>
+              <a:graphicFrameLocks xmlns:a="http://schemas.openxmlformats.org/drawingml/2006/main" noChangeAspect="1"/>
+            </wp:cNvGraphicFramePr>
+            <a:graphic xmlns:a="http://schemas.openxmlformats.org/drawingml/2006/main">
+              <a:graphicData uri="http://schemas.openxmlformats.org/drawingml/2006/picture">
+                <pic:pic xmlns:pic="http://schemas.openxmlformats.org/drawingml/2006/picture">
+                  <pic:nvPicPr>
+                    <pic:cNvPr id="837996730" name=""/>
+                    <pic:cNvPicPr/>
+                  </pic:nvPicPr>
+                  <pic:blipFill>
+                    <a:blip r:embed="rId14"/>
+                    <a:stretch>
+                      <a:fillRect/>
+                    </a:stretch>
+                  </pic:blipFill>
+                  <pic:spPr>
+                    <a:xfrm>
+                      <a:off x="0" y="0"/>
+                      <a:ext cx="5760720" cy="2319675"/>
+                    </a:xfrm>
+                    <a:prstGeom prst="rect">
+                      <a:avLst/>
+                    </a:prstGeom>
+                  </pic:spPr>
+                </pic:pic>
+              </a:graphicData>
+            </a:graphic>
+          </wp:inline>
+        </w:drawing>
+      </w:r>
+    </w:p>
+    <w:p/>
+    <w:p>
+      <w:pPr>
+        <w:rPr>
+          <w:b/>
+          <w:bCs/>
+        </w:rPr>
+      </w:pPr>
+      <w:r>
+        <w:rPr>
+          <w:b/>
+          <w:bCs/>
+        </w:rPr>
+        <w:t>Travel Memory App up and Running:</w:t>
+      </w:r>
+    </w:p>
+    <w:p>
+      <w:r>
+        <w:rPr>
+          <w:noProof/>
+        </w:rPr>
+        <w:drawing>
+          <wp:inline distT="0" distB="0" distL="0" distR="0" wp14:anchorId="01492E8E" wp14:editId="3CADA721">
+            <wp:extent cx="5760720" cy="3284855"/>
+            <wp:effectExtent l="0" t="0" r="0" b="0"/>
+            <wp:docPr id="1652758993" name="Picture 1"/>
+            <wp:cNvGraphicFramePr>
+              <a:graphicFrameLocks xmlns:a="http://schemas.openxmlformats.org/drawingml/2006/main" noChangeAspect="1"/>
+            </wp:cNvGraphicFramePr>
+            <a:graphic xmlns:a="http://schemas.openxmlformats.org/drawingml/2006/main">
+              <a:graphicData uri="http://schemas.openxmlformats.org/drawingml/2006/picture">
+                <pic:pic xmlns:pic="http://schemas.openxmlformats.org/drawingml/2006/picture">
+                  <pic:nvPicPr>
+                    <pic:cNvPr id="1652758993" name=""/>
+                    <pic:cNvPicPr/>
+                  </pic:nvPicPr>
+                  <pic:blipFill>
+                    <a:blip r:embed="rId15"/>
+                    <a:stretch>
+                      <a:fillRect/>
+                    </a:stretch>
+                  </pic:blipFill>
+                  <pic:spPr>
+                    <a:xfrm>
+                      <a:off x="0" y="0"/>
+                      <a:ext cx="5760720" cy="3284855"/>
+                    </a:xfrm>
+                    <a:prstGeom prst="rect">
+                      <a:avLst/>
+                    </a:prstGeom>
+                  </pic:spPr>
+                </pic:pic>
+              </a:graphicData>
+            </a:graphic>
+          </wp:inline>
+        </w:drawing>
+      </w:r>
+    </w:p>
+    <w:p/>
+    <w:p/>
+    <w:p/>
+    <w:p/>
+    <w:p/>
+    <w:p/>
+    <w:p/>
+    <w:p/>
+    <w:p>
+      <w:r>
+        <w:rPr>
+          <w:noProof/>
+        </w:rPr>
+        <w:lastRenderedPageBreak/>
+        <w:drawing>
+          <wp:inline distT="0" distB="0" distL="0" distR="0" wp14:anchorId="09E298ED" wp14:editId="563E7B3F">
+            <wp:extent cx="5760720" cy="4153535"/>
+            <wp:effectExtent l="0" t="0" r="0" b="0"/>
+            <wp:docPr id="1286382458" name="Picture 1"/>
+            <wp:cNvGraphicFramePr>
+              <a:graphicFrameLocks xmlns:a="http://schemas.openxmlformats.org/drawingml/2006/main" noChangeAspect="1"/>
+            </wp:cNvGraphicFramePr>
+            <a:graphic xmlns:a="http://schemas.openxmlformats.org/drawingml/2006/main">
+              <a:graphicData uri="http://schemas.openxmlformats.org/drawingml/2006/picture">
+                <pic:pic xmlns:pic="http://schemas.openxmlformats.org/drawingml/2006/picture">
+                  <pic:nvPicPr>
+                    <pic:cNvPr id="1286382458" name=""/>
+                    <pic:cNvPicPr/>
+                  </pic:nvPicPr>
+                  <pic:blipFill>
+                    <a:blip r:embed="rId16"/>
+                    <a:stretch>
+                      <a:fillRect/>
+                    </a:stretch>
+                  </pic:blipFill>
+                  <pic:spPr>
+                    <a:xfrm>
+                      <a:off x="0" y="0"/>
+                      <a:ext cx="5760720" cy="4153535"/>
+                    </a:xfrm>
+                    <a:prstGeom prst="rect">
+                      <a:avLst/>
+                    </a:prstGeom>
+                  </pic:spPr>
+                </pic:pic>
+              </a:graphicData>
+            </a:graphic>
+          </wp:inline>
+        </w:drawing>
+      </w:r>
+    </w:p>
+    <w:p/>
+    <w:p>
+      <w:pPr>
+        <w:rPr>
+          <w:b/>
+          <w:bCs/>
+        </w:rPr>
+      </w:pPr>
+      <w:r>
+        <w:rPr>
+          <w:b/>
+          <w:bCs/>
+        </w:rPr>
+        <w:t>Mongodb Collection Data:</w:t>
+      </w:r>
+    </w:p>
+    <w:p>
+      <w:pPr>
+        <w:rPr>
+          <w:b/>
+          <w:bCs/>
+        </w:rPr>
+      </w:pPr>
+      <w:r>
+        <w:rPr>
+          <w:noProof/>
+        </w:rPr>
+        <w:drawing>
+          <wp:inline distT="0" distB="0" distL="0" distR="0" wp14:anchorId="26477EE1" wp14:editId="04887125">
+            <wp:extent cx="4895850" cy="3906742"/>
+            <wp:effectExtent l="0" t="0" r="0" b="0"/>
+            <wp:docPr id="1237764663" name="Picture 1"/>
+            <wp:cNvGraphicFramePr>
+              <a:graphicFrameLocks xmlns:a="http://schemas.openxmlformats.org/drawingml/2006/main" noChangeAspect="1"/>
+            </wp:cNvGraphicFramePr>
+            <a:graphic xmlns:a="http://schemas.openxmlformats.org/drawingml/2006/main">
+              <a:graphicData uri="http://schemas.openxmlformats.org/drawingml/2006/picture">
+                <pic:pic xmlns:pic="http://schemas.openxmlformats.org/drawingml/2006/picture">
+                  <pic:nvPicPr>
+                    <pic:cNvPr id="1237764663" name=""/>
+                    <pic:cNvPicPr/>
+                  </pic:nvPicPr>
+                  <pic:blipFill>
+                    <a:blip r:embed="rId17"/>
+                    <a:stretch>
+                      <a:fillRect/>
+                    </a:stretch>
+                  </pic:blipFill>
+                  <pic:spPr>
+                    <a:xfrm>
+                      <a:off x="0" y="0"/>
+                      <a:ext cx="4901176" cy="3910992"/>
+                    </a:xfrm>
+                    <a:prstGeom prst="rect">
+                      <a:avLst/>
+                    </a:prstGeom>
+                  </pic:spPr>
+                </pic:pic>
+              </a:graphicData>
+            </a:graphic>
+          </wp:inline>
+        </w:drawing>
+      </w:r>
+    </w:p>
+    <w:p>
+      <w:pPr>
+        <w:rPr>
+          <w:b/>
+          <w:bCs/>
+        </w:rPr>
+      </w:pPr>
+      <w:r>
+        <w:rPr>
+          <w:b/>
+          <w:bCs/>
+        </w:rPr>
+        <w:lastRenderedPageBreak/>
+        <w:t>Monitoring and Observability:</w:t>
+      </w:r>
+    </w:p>
+    <w:p>
+      <w:pPr>
+        <w:rPr>
+          <w:b/>
+          <w:bCs/>
+        </w:rPr>
+      </w:pPr>
+      <w:r>
+        <w:rPr>
+          <w:b/>
+          <w:bCs/>
+        </w:rPr>
+        <w:t>Kubernetes cluster monitoring</w:t>
+      </w:r>
+      <w:r>
+        <w:rPr>
+          <w:b/>
+          <w:bCs/>
+        </w:rPr>
+        <w:t xml:space="preserve"> </w:t>
+      </w:r>
+      <w:r>
+        <w:rPr>
+          <w:b/>
+          <w:bCs/>
+        </w:rPr>
+        <w:t>in Prometheus</w:t>
+      </w:r>
+      <w:r>
+        <w:rPr>
+          <w:b/>
+          <w:bCs/>
+        </w:rPr>
+        <w:t xml:space="preserve"> with unhealthy state</w:t>
+      </w:r>
+      <w:r>
+        <w:rPr>
+          <w:b/>
+          <w:bCs/>
+        </w:rPr>
+        <w:t>:</w:t>
+      </w:r>
+    </w:p>
+    <w:p>
+      <w:pPr>
+        <w:rPr>
+          <w:b/>
+          <w:bCs/>
+        </w:rPr>
+      </w:pPr>
+      <w:r>
+        <w:rPr>
+          <w:b/>
+          <w:bCs/>
+          <w:noProof/>
+        </w:rPr>
+        <w:drawing>
+          <wp:inline distT="0" distB="0" distL="0" distR="0" wp14:anchorId="76189349" wp14:editId="790849BA">
+            <wp:extent cx="5760720" cy="2794635"/>
+            <wp:effectExtent l="0" t="0" r="0" b="5715"/>
+            <wp:docPr id="1410757678" name="Picture 1"/>
+            <wp:cNvGraphicFramePr>
+              <a:graphicFrameLocks xmlns:a="http://schemas.openxmlformats.org/drawingml/2006/main" noChangeAspect="1"/>
+            </wp:cNvGraphicFramePr>
+            <a:graphic xmlns:a="http://schemas.openxmlformats.org/drawingml/2006/main">
+              <a:graphicData uri="http://schemas.openxmlformats.org/drawingml/2006/picture">
+                <pic:pic xmlns:pic="http://schemas.openxmlformats.org/drawingml/2006/picture">
+                  <pic:nvPicPr>
+                    <pic:cNvPr id="1410757678" name=""/>
+                    <pic:cNvPicPr/>
+                  </pic:nvPicPr>
+                  <pic:blipFill>
+                    <a:blip r:embed="rId18"/>
+                    <a:stretch>
+                      <a:fillRect/>
+                    </a:stretch>
+                  </pic:blipFill>
+                  <pic:spPr>
+                    <a:xfrm>
+                      <a:off x="0" y="0"/>
+                      <a:ext cx="5760720" cy="2794635"/>
+                    </a:xfrm>
+                    <a:prstGeom prst="rect">
+                      <a:avLst/>
+                    </a:prstGeom>
+                  </pic:spPr>
+                </pic:pic>
+              </a:graphicData>
+            </a:graphic>
+          </wp:inline>
+        </w:drawing>
+      </w:r>
+    </w:p>
+    <w:p>
+      <w:pPr>
+        <w:rPr>
+          <w:b/>
+          <w:bCs/>
+        </w:rPr>
+      </w:pPr>
+      <w:r>
+        <w:rPr>
+          <w:b/>
+          <w:bCs/>
+          <w:noProof/>
+        </w:rPr>
+        <w:drawing>
+          <wp:inline distT="0" distB="0" distL="0" distR="0" wp14:anchorId="6F7E4BE2" wp14:editId="133A97E9">
+            <wp:extent cx="5760720" cy="2646045"/>
+            <wp:effectExtent l="0" t="0" r="0" b="1905"/>
+            <wp:docPr id="795851725" name="Picture 1"/>
+            <wp:cNvGraphicFramePr>
+              <a:graphicFrameLocks xmlns:a="http://schemas.openxmlformats.org/drawingml/2006/main" noChangeAspect="1"/>
+            </wp:cNvGraphicFramePr>
+            <a:graphic xmlns:a="http://schemas.openxmlformats.org/drawingml/2006/main">
+              <a:graphicData uri="http://schemas.openxmlformats.org/drawingml/2006/picture">
+                <pic:pic xmlns:pic="http://schemas.openxmlformats.org/drawingml/2006/picture">
+                  <pic:nvPicPr>
+                    <pic:cNvPr id="795851725" name=""/>
+                    <pic:cNvPicPr/>
+                  </pic:nvPicPr>
+                  <pic:blipFill>
+                    <a:blip r:embed="rId19"/>
+                    <a:stretch>
+                      <a:fillRect/>
+                    </a:stretch>
+                  </pic:blipFill>
+                  <pic:spPr>
+                    <a:xfrm>
+                      <a:off x="0" y="0"/>
+                      <a:ext cx="5760720" cy="2646045"/>
+                    </a:xfrm>
+                    <a:prstGeom prst="rect">
+                      <a:avLst/>
+                    </a:prstGeom>
+                  </pic:spPr>
+                </pic:pic>
+              </a:graphicData>
+            </a:graphic>
+          </wp:inline>
+        </w:drawing>
+      </w:r>
+    </w:p>
+    <w:p>
+      <w:pPr>
+        <w:rPr>
+          <w:b/>
+          <w:bCs/>
+        </w:rPr>
+      </w:pPr>
+      <w:r>
+        <w:rPr>
+          <w:b/>
+          <w:bCs/>
+          <w:noProof/>
+        </w:rPr>
+        <w:lastRenderedPageBreak/>
+        <w:drawing>
+          <wp:inline distT="0" distB="0" distL="0" distR="0" wp14:anchorId="04BA8944" wp14:editId="3ACBCC96">
+            <wp:extent cx="5760720" cy="2970530"/>
+            <wp:effectExtent l="0" t="0" r="0" b="1270"/>
+            <wp:docPr id="1412162444" name="Picture 1"/>
+            <wp:cNvGraphicFramePr>
+              <a:graphicFrameLocks xmlns:a="http://schemas.openxmlformats.org/drawingml/2006/main" noChangeAspect="1"/>
+            </wp:cNvGraphicFramePr>
+            <a:graphic xmlns:a="http://schemas.openxmlformats.org/drawingml/2006/main">
+              <a:graphicData uri="http://schemas.openxmlformats.org/drawingml/2006/picture">
+                <pic:pic xmlns:pic="http://schemas.openxmlformats.org/drawingml/2006/picture">
+                  <pic:nvPicPr>
+                    <pic:cNvPr id="1412162444" name=""/>
+                    <pic:cNvPicPr/>
+                  </pic:nvPicPr>
+                  <pic:blipFill>
+                    <a:blip r:embed="rId20"/>
+                    <a:stretch>
+                      <a:fillRect/>
+                    </a:stretch>
+                  </pic:blipFill>
+                  <pic:spPr>
+                    <a:xfrm>
+                      <a:off x="0" y="0"/>
+                      <a:ext cx="5760720" cy="2970530"/>
+                    </a:xfrm>
+                    <a:prstGeom prst="rect">
+                      <a:avLst/>
+                    </a:prstGeom>
+                  </pic:spPr>
+                </pic:pic>
+              </a:graphicData>
+            </a:graphic>
+          </wp:inline>
+        </w:drawing>
+      </w:r>
+    </w:p>
+    <w:p>
+      <w:pPr>
+        <w:rPr>
+          <w:b/>
+          <w:bCs/>
+        </w:rPr>
+      </w:pPr>
+    </w:p>
+    <w:p>
+      <w:pPr>
+        <w:rPr>
+          <w:b/>
+          <w:bCs/>
+        </w:rPr>
+      </w:pPr>
+      <w:r>
+        <w:rPr>
+          <w:b/>
+          <w:bCs/>
+        </w:rPr>
+        <w:t>Kubernetes cluster monitoring</w:t>
+      </w:r>
+      <w:r>
+        <w:rPr>
+          <w:b/>
+          <w:bCs/>
+        </w:rPr>
+        <w:t xml:space="preserve"> in Prometheus with healthy state:</w:t>
+      </w:r>
+    </w:p>
+    <w:p>
+      <w:pPr>
+        <w:rPr>
+          <w:b/>
+          <w:bCs/>
+        </w:rPr>
+      </w:pPr>
+      <w:r>
+        <w:rPr>
+          <w:b/>
+          <w:bCs/>
+          <w:noProof/>
+        </w:rPr>
+        <w:drawing>
+          <wp:inline distT="0" distB="0" distL="0" distR="0" wp14:anchorId="0BF4D47A" wp14:editId="3EEA7DF0">
+            <wp:extent cx="5760720" cy="3005455"/>
+            <wp:effectExtent l="0" t="0" r="0" b="4445"/>
+            <wp:docPr id="2089992157" name="Picture 1"/>
+            <wp:cNvGraphicFramePr>
+              <a:graphicFrameLocks xmlns:a="http://schemas.openxmlformats.org/drawingml/2006/main" noChangeAspect="1"/>
+            </wp:cNvGraphicFramePr>
+            <a:graphic xmlns:a="http://schemas.openxmlformats.org/drawingml/2006/main">
+              <a:graphicData uri="http://schemas.openxmlformats.org/drawingml/2006/picture">
+                <pic:pic xmlns:pic="http://schemas.openxmlformats.org/drawingml/2006/picture">
+                  <pic:nvPicPr>
+                    <pic:cNvPr id="2089992157" name=""/>
+                    <pic:cNvPicPr/>
+                  </pic:nvPicPr>
+                  <pic:blipFill>
+                    <a:blip r:embed="rId21"/>
+                    <a:stretch>
+                      <a:fillRect/>
+                    </a:stretch>
+                  </pic:blipFill>
+                  <pic:spPr>
+                    <a:xfrm>
+                      <a:off x="0" y="0"/>
+                      <a:ext cx="5760720" cy="3005455"/>
+                    </a:xfrm>
+                    <a:prstGeom prst="rect">
+                      <a:avLst/>
+                    </a:prstGeom>
+                  </pic:spPr>
+                </pic:pic>
+              </a:graphicData>
+            </a:graphic>
+          </wp:inline>
+        </w:drawing>
+      </w:r>
+    </w:p>
+    <w:p>
+      <w:pPr>
+        <w:rPr>
+          <w:b/>
+          <w:bCs/>
+        </w:rPr>
+      </w:pPr>
+    </w:p>
+    <w:p>
+      <w:pPr>
+        <w:rPr>
+          <w:b/>
+          <w:bCs/>
+        </w:rPr>
+      </w:pPr>
+      <w:r>
+        <w:rPr>
+          <w:b/>
+          <w:bCs/>
+          <w:noProof/>
+        </w:rPr>
+        <w:lastRenderedPageBreak/>
+        <w:drawing>
+          <wp:inline distT="0" distB="0" distL="0" distR="0" wp14:anchorId="55745BCF" wp14:editId="353DDF76">
+            <wp:extent cx="5760720" cy="2027555"/>
+            <wp:effectExtent l="0" t="0" r="0" b="0"/>
+            <wp:docPr id="1056788068" name="Picture 1"/>
+            <wp:cNvGraphicFramePr>
+              <a:graphicFrameLocks xmlns:a="http://schemas.openxmlformats.org/drawingml/2006/main" noChangeAspect="1"/>
+            </wp:cNvGraphicFramePr>
+            <a:graphic xmlns:a="http://schemas.openxmlformats.org/drawingml/2006/main">
+              <a:graphicData uri="http://schemas.openxmlformats.org/drawingml/2006/picture">
+                <pic:pic xmlns:pic="http://schemas.openxmlformats.org/drawingml/2006/picture">
+                  <pic:nvPicPr>
+                    <pic:cNvPr id="1056788068" name=""/>
+                    <pic:cNvPicPr/>
+                  </pic:nvPicPr>
+                  <pic:blipFill>
+                    <a:blip r:embed="rId22"/>
+                    <a:stretch>
+                      <a:fillRect/>
+                    </a:stretch>
+                  </pic:blipFill>
+                  <pic:spPr>
+                    <a:xfrm>
+                      <a:off x="0" y="0"/>
+                      <a:ext cx="5760720" cy="2027555"/>
+                    </a:xfrm>
+                    <a:prstGeom prst="rect">
+                      <a:avLst/>
+                    </a:prstGeom>
+                  </pic:spPr>
+                </pic:pic>
+              </a:graphicData>
+            </a:graphic>
+          </wp:inline>
+        </w:drawing>
+      </w:r>
+    </w:p>
+    <w:p>
+      <w:pPr>
+        <w:rPr>
+          <w:b/>
+          <w:bCs/>
+        </w:rPr>
+      </w:pPr>
+    </w:p>
+    <w:p>
+      <w:pPr>
+        <w:rPr>
+          <w:b/>
+          <w:bCs/>
+        </w:rPr>
+      </w:pPr>
+      <w:r>
+        <w:rPr>
+          <w:b/>
+          <w:bCs/>
+        </w:rPr>
+        <w:t>Grafana Dashboard:</w:t>
+      </w:r>
+    </w:p>
+    <w:p>
+      <w:pPr>
+        <w:rPr>
+          <w:b/>
+          <w:bCs/>
+        </w:rPr>
+      </w:pPr>
+    </w:p>
+    <w:p>
+      <w:pPr>
+        <w:rPr>
+          <w:b/>
+          <w:bCs/>
+        </w:rPr>
+      </w:pPr>
+      <w:r>
+        <w:rPr>
+          <w:b/>
+          <w:bCs/>
+          <w:noProof/>
+        </w:rPr>
+        <w:drawing>
+          <wp:inline distT="0" distB="0" distL="0" distR="0" wp14:anchorId="13FC7566" wp14:editId="7FF2803F">
+            <wp:extent cx="5760720" cy="2473960"/>
+            <wp:effectExtent l="0" t="0" r="0" b="2540"/>
+            <wp:docPr id="2013772523" name="Picture 1"/>
+            <wp:cNvGraphicFramePr>
+              <a:graphicFrameLocks xmlns:a="http://schemas.openxmlformats.org/drawingml/2006/main" noChangeAspect="1"/>
+            </wp:cNvGraphicFramePr>
+            <a:graphic xmlns:a="http://schemas.openxmlformats.org/drawingml/2006/main">
+              <a:graphicData uri="http://schemas.openxmlformats.org/drawingml/2006/picture">
+                <pic:pic xmlns:pic="http://schemas.openxmlformats.org/drawingml/2006/picture">
+                  <pic:nvPicPr>
+                    <pic:cNvPr id="2013772523" name=""/>
+                    <pic:cNvPicPr/>
+                  </pic:nvPicPr>
+                  <pic:blipFill>
+                    <a:blip r:embed="rId23"/>
+                    <a:stretch>
+                      <a:fillRect/>
+                    </a:stretch>
+                  </pic:blipFill>
+                  <pic:spPr>
+                    <a:xfrm>
+                      <a:off x="0" y="0"/>
+                      <a:ext cx="5760720" cy="2473960"/>
+                    </a:xfrm>
+                    <a:prstGeom prst="rect">
+                      <a:avLst/>
+                    </a:prstGeom>
+                  </pic:spPr>
+                </pic:pic>
+              </a:graphicData>
+            </a:graphic>
+          </wp:inline>
+        </w:drawing>
+      </w:r>
+    </w:p>
+    <w:p>
+      <w:pPr>
+        <w:rPr>
+          <w:b/>
+          <w:bCs/>
+        </w:rPr>
+      </w:pPr>
+      <w:r>
+        <w:rPr>
+          <w:b/>
+          <w:bCs/>
+          <w:noProof/>
+        </w:rPr>
+        <w:drawing>
+          <wp:inline distT="0" distB="0" distL="0" distR="0" wp14:anchorId="626A85B5" wp14:editId="507039E0">
+            <wp:extent cx="5760720" cy="1955800"/>
+            <wp:effectExtent l="0" t="0" r="0" b="6350"/>
+            <wp:docPr id="2105310485" name="Picture 1"/>
+            <wp:cNvGraphicFramePr>
+              <a:graphicFrameLocks xmlns:a="http://schemas.openxmlformats.org/drawingml/2006/main" noChangeAspect="1"/>
+            </wp:cNvGraphicFramePr>
+            <a:graphic xmlns:a="http://schemas.openxmlformats.org/drawingml/2006/main">
+              <a:graphicData uri="http://schemas.openxmlformats.org/drawingml/2006/picture">
+                <pic:pic xmlns:pic="http://schemas.openxmlformats.org/drawingml/2006/picture">
+                  <pic:nvPicPr>
+                    <pic:cNvPr id="2105310485" name=""/>
+                    <pic:cNvPicPr/>
+                  </pic:nvPicPr>
+                  <pic:blipFill>
+                    <a:blip r:embed="rId24"/>
+                    <a:stretch>
+                      <a:fillRect/>
+                    </a:stretch>
+                  </pic:blipFill>
+                  <pic:spPr>
+                    <a:xfrm>
+                      <a:off x="0" y="0"/>
+                      <a:ext cx="5760720" cy="1955800"/>
+                    </a:xfrm>
+                    <a:prstGeom prst="rect">
+                      <a:avLst/>
+                    </a:prstGeom>
+                  </pic:spPr>
+                </pic:pic>
+              </a:graphicData>
+            </a:graphic>
+          </wp:inline>
+        </w:drawing>
+      </w:r>
+    </w:p>
+    <w:p>
+      <w:pPr>
+        <w:rPr>
+          <w:b/>
+          <w:bCs/>
+        </w:rPr>
+      </w:pPr>
+      <w:r>
+        <w:rPr>
+          <w:b/>
+          <w:bCs/>
+          <w:noProof/>
+        </w:rPr>
+        <w:drawing>
+          <wp:inline distT="0" distB="0" distL="0" distR="0" wp14:anchorId="70FEF694" wp14:editId="63BF8F9F">
+            <wp:extent cx="5760720" cy="839470"/>
+            <wp:effectExtent l="0" t="0" r="0" b="0"/>
+            <wp:docPr id="1741463780" name="Picture 1"/>
+            <wp:cNvGraphicFramePr>
+              <a:graphicFrameLocks xmlns:a="http://schemas.openxmlformats.org/drawingml/2006/main" noChangeAspect="1"/>
+            </wp:cNvGraphicFramePr>
+            <a:graphic xmlns:a="http://schemas.openxmlformats.org/drawingml/2006/main">
+              <a:graphicData uri="http://schemas.openxmlformats.org/drawingml/2006/picture">
+                <pic:pic xmlns:pic="http://schemas.openxmlformats.org/drawingml/2006/picture">
+                  <pic:nvPicPr>
+                    <pic:cNvPr id="1741463780" name=""/>
+                    <pic:cNvPicPr/>
+                  </pic:nvPicPr>
+                  <pic:blipFill>
+                    <a:blip r:embed="rId25"/>
+                    <a:stretch>
+                      <a:fillRect/>
+                    </a:stretch>
+                  </pic:blipFill>
+                  <pic:spPr>
+                    <a:xfrm>
+                      <a:off x="0" y="0"/>
+                      <a:ext cx="5760720" cy="839470"/>
+                    </a:xfrm>
+                    <a:prstGeom prst="rect">
+                      <a:avLst/>
+                    </a:prstGeom>
+                  </pic:spPr>
+                </pic:pic>
+              </a:graphicData>
+            </a:graphic>
+          </wp:inline>
+        </w:drawing>
+      </w:r>
+    </w:p>
+    <w:p>
+      <w:pPr>
+        <w:rPr>
+          <w:b/>
+          <w:bCs/>
+        </w:rPr>
+      </w:pPr>
+    </w:p>
+    <w:p>
+      <w:pPr>
+        <w:rPr>
+          <w:b/>
+          <w:bCs/>
+        </w:rPr>
+      </w:pPr>
+      <w:r>
+        <w:rPr>
+          <w:b/>
+          <w:bCs/>
+          <w:noProof/>
+        </w:rPr>
+        <w:lastRenderedPageBreak/>
+        <w:drawing>
+          <wp:inline distT="0" distB="0" distL="0" distR="0" wp14:anchorId="12DC28EC" wp14:editId="3ED194AD">
+            <wp:extent cx="5760720" cy="1127760"/>
+            <wp:effectExtent l="0" t="0" r="0" b="0"/>
+            <wp:docPr id="1579031294" name="Picture 1"/>
+            <wp:cNvGraphicFramePr>
+              <a:graphicFrameLocks xmlns:a="http://schemas.openxmlformats.org/drawingml/2006/main" noChangeAspect="1"/>
+            </wp:cNvGraphicFramePr>
+            <a:graphic xmlns:a="http://schemas.openxmlformats.org/drawingml/2006/main">
+              <a:graphicData uri="http://schemas.openxmlformats.org/drawingml/2006/picture">
+                <pic:pic xmlns:pic="http://schemas.openxmlformats.org/drawingml/2006/picture">
+                  <pic:nvPicPr>
+                    <pic:cNvPr id="1579031294" name=""/>
+                    <pic:cNvPicPr/>
+                  </pic:nvPicPr>
+                  <pic:blipFill>
+                    <a:blip r:embed="rId26"/>
+                    <a:stretch>
+                      <a:fillRect/>
+                    </a:stretch>
+                  </pic:blipFill>
+                  <pic:spPr>
+                    <a:xfrm>
+                      <a:off x="0" y="0"/>
+                      <a:ext cx="5760720" cy="1127760"/>
+                    </a:xfrm>
+                    <a:prstGeom prst="rect">
+                      <a:avLst/>
+                    </a:prstGeom>
+                  </pic:spPr>
+                </pic:pic>
+              </a:graphicData>
+            </a:graphic>
+          </wp:inline>
+        </w:drawing>
+      </w:r>
+    </w:p>
+    <w:p>
+      <w:pPr>
+        <w:rPr>
+          <w:b/>
+          <w:bCs/>
+        </w:rPr>
+      </w:pPr>
     </w:p>
     <w:p/>
     <w:p/>
@@ -1013,15 +2030,15 @@
     <w:lsdException w:name="Unresolved Mention" w:semiHidden="1" w:unhideWhenUsed="1"/>
     <w:lsdException w:name="Smart Link" w:semiHidden="1" w:unhideWhenUsed="1"/>
   </w:latentStyles>
-  <w:style w:type="paragraph" w:default="1" w:styleId="Standard">
+  <w:style w:type="paragraph" w:default="1" w:styleId="Normal">
     <w:name w:val="Normal"/>
     <w:qFormat/>
   </w:style>
-  <w:style w:type="paragraph" w:styleId="berschrift1">
+  <w:style w:type="paragraph" w:styleId="Heading1">
     <w:name w:val="heading 1"/>
-    <w:basedOn w:val="Standard"/>
-    <w:next w:val="Standard"/>
-    <w:link w:val="berschrift1Zchn"/>
+    <w:basedOn w:val="Normal"/>
+    <w:next w:val="Normal"/>
+    <w:link w:val="Heading1Char"/>
     <w:uiPriority w:val="9"/>
     <w:qFormat/>
     <w:rsid w:val="00AD55DB"/>
@@ -1038,11 +2055,11 @@
       <w:szCs w:val="40"/>
     </w:rPr>
   </w:style>
-  <w:style w:type="paragraph" w:styleId="berschrift2">
+  <w:style w:type="paragraph" w:styleId="Heading2">
     <w:name w:val="heading 2"/>
-    <w:basedOn w:val="Standard"/>
-    <w:next w:val="Standard"/>
-    <w:link w:val="berschrift2Zchn"/>
+    <w:basedOn w:val="Normal"/>
+    <w:next w:val="Normal"/>
+    <w:link w:val="Heading2Char"/>
     <w:uiPriority w:val="9"/>
     <w:semiHidden/>
     <w:unhideWhenUsed/>
@@ -1061,11 +2078,11 @@
       <w:szCs w:val="32"/>
     </w:rPr>
   </w:style>
-  <w:style w:type="paragraph" w:styleId="berschrift3">
+  <w:style w:type="paragraph" w:styleId="Heading3">
     <w:name w:val="heading 3"/>
-    <w:basedOn w:val="Standard"/>
-    <w:next w:val="Standard"/>
-    <w:link w:val="berschrift3Zchn"/>
+    <w:basedOn w:val="Normal"/>
+    <w:next w:val="Normal"/>
+    <w:link w:val="Heading3Char"/>
     <w:uiPriority w:val="9"/>
     <w:semiHidden/>
     <w:unhideWhenUsed/>
@@ -1084,11 +2101,11 @@
       <w:szCs w:val="28"/>
     </w:rPr>
   </w:style>
-  <w:style w:type="paragraph" w:styleId="berschrift4">
+  <w:style w:type="paragraph" w:styleId="Heading4">
     <w:name w:val="heading 4"/>
-    <w:basedOn w:val="Standard"/>
-    <w:next w:val="Standard"/>
-    <w:link w:val="berschrift4Zchn"/>
+    <w:basedOn w:val="Normal"/>
+    <w:next w:val="Normal"/>
+    <w:link w:val="Heading4Char"/>
     <w:uiPriority w:val="9"/>
     <w:semiHidden/>
     <w:unhideWhenUsed/>
@@ -1107,11 +2124,11 @@
       <w:color w:val="2F5496" w:themeColor="accent1" w:themeShade="BF"/>
     </w:rPr>
   </w:style>
-  <w:style w:type="paragraph" w:styleId="berschrift5">
+  <w:style w:type="paragraph" w:styleId="Heading5">
     <w:name w:val="heading 5"/>
-    <w:basedOn w:val="Standard"/>
-    <w:next w:val="Standard"/>
-    <w:link w:val="berschrift5Zchn"/>
+    <w:basedOn w:val="Normal"/>
+    <w:next w:val="Normal"/>
+    <w:link w:val="Heading5Char"/>
     <w:uiPriority w:val="9"/>
     <w:semiHidden/>
     <w:unhideWhenUsed/>
@@ -1128,11 +2145,11 @@
       <w:color w:val="2F5496" w:themeColor="accent1" w:themeShade="BF"/>
     </w:rPr>
   </w:style>
-  <w:style w:type="paragraph" w:styleId="berschrift6">
+  <w:style w:type="paragraph" w:styleId="Heading6">
     <w:name w:val="heading 6"/>
-    <w:basedOn w:val="Standard"/>
-    <w:next w:val="Standard"/>
-    <w:link w:val="berschrift6Zchn"/>
+    <w:basedOn w:val="Normal"/>
+    <w:next w:val="Normal"/>
+    <w:link w:val="Heading6Char"/>
     <w:uiPriority w:val="9"/>
     <w:semiHidden/>
     <w:unhideWhenUsed/>
@@ -1151,11 +2168,11 @@
       <w:color w:val="595959" w:themeColor="text1" w:themeTint="A6"/>
     </w:rPr>
   </w:style>
-  <w:style w:type="paragraph" w:styleId="berschrift7">
+  <w:style w:type="paragraph" w:styleId="Heading7">
     <w:name w:val="heading 7"/>
-    <w:basedOn w:val="Standard"/>
-    <w:next w:val="Standard"/>
-    <w:link w:val="berschrift7Zchn"/>
+    <w:basedOn w:val="Normal"/>
+    <w:next w:val="Normal"/>
+    <w:link w:val="Heading7Char"/>
     <w:uiPriority w:val="9"/>
     <w:semiHidden/>
     <w:unhideWhenUsed/>
@@ -1172,11 +2189,11 @@
       <w:color w:val="595959" w:themeColor="text1" w:themeTint="A6"/>
     </w:rPr>
   </w:style>
-  <w:style w:type="paragraph" w:styleId="berschrift8">
+  <w:style w:type="paragraph" w:styleId="Heading8">
     <w:name w:val="heading 8"/>
-    <w:basedOn w:val="Standard"/>
-    <w:next w:val="Standard"/>
-    <w:link w:val="berschrift8Zchn"/>
+    <w:basedOn w:val="Normal"/>
+    <w:next w:val="Normal"/>
+    <w:link w:val="Heading8Char"/>
     <w:uiPriority w:val="9"/>
     <w:semiHidden/>
     <w:unhideWhenUsed/>
@@ -1195,11 +2212,11 @@
       <w:color w:val="272727" w:themeColor="text1" w:themeTint="D8"/>
     </w:rPr>
   </w:style>
-  <w:style w:type="paragraph" w:styleId="berschrift9">
+  <w:style w:type="paragraph" w:styleId="Heading9">
     <w:name w:val="heading 9"/>
-    <w:basedOn w:val="Standard"/>
-    <w:next w:val="Standard"/>
-    <w:link w:val="berschrift9Zchn"/>
+    <w:basedOn w:val="Normal"/>
+    <w:next w:val="Normal"/>
+    <w:link w:val="Heading9Char"/>
     <w:uiPriority w:val="9"/>
     <w:semiHidden/>
     <w:unhideWhenUsed/>
@@ -1216,12 +2233,12 @@
       <w:color w:val="272727" w:themeColor="text1" w:themeTint="D8"/>
     </w:rPr>
   </w:style>
-  <w:style w:type="character" w:default="1" w:styleId="Absatz-Standardschriftart">
+  <w:style w:type="character" w:default="1" w:styleId="DefaultParagraphFont">
     <w:name w:val="Default Paragraph Font"/>
     <w:uiPriority w:val="1"/>
     <w:unhideWhenUsed/>
   </w:style>
-  <w:style w:type="table" w:default="1" w:styleId="NormaleTabelle">
+  <w:style w:type="table" w:default="1" w:styleId="TableNormal">
     <w:name w:val="Normal Table"/>
     <w:uiPriority w:val="99"/>
     <w:semiHidden/>
@@ -1236,16 +2253,16 @@
       </w:tblCellMar>
     </w:tblPr>
   </w:style>
-  <w:style w:type="numbering" w:default="1" w:styleId="KeineListe">
+  <w:style w:type="numbering" w:default="1" w:styleId="NoList">
     <w:name w:val="No List"/>
     <w:uiPriority w:val="99"/>
     <w:semiHidden/>
     <w:unhideWhenUsed/>
   </w:style>
-  <w:style w:type="character" w:customStyle="1" w:styleId="berschrift1Zchn">
-    <w:name w:val="Überschrift 1 Zchn"/>
-    <w:basedOn w:val="Absatz-Standardschriftart"/>
-    <w:link w:val="berschrift1"/>
+  <w:style w:type="character" w:customStyle="1" w:styleId="Heading1Char">
+    <w:name w:val="Heading 1 Char"/>
+    <w:basedOn w:val="DefaultParagraphFont"/>
+    <w:link w:val="Heading1"/>
     <w:uiPriority w:val="9"/>
     <w:rsid w:val="00AD55DB"/>
     <w:rPr>
@@ -1255,10 +2272,10 @@
       <w:szCs w:val="40"/>
     </w:rPr>
   </w:style>
-  <w:style w:type="character" w:customStyle="1" w:styleId="berschrift2Zchn">
-    <w:name w:val="Überschrift 2 Zchn"/>
-    <w:basedOn w:val="Absatz-Standardschriftart"/>
-    <w:link w:val="berschrift2"/>
+  <w:style w:type="character" w:customStyle="1" w:styleId="Heading2Char">
+    <w:name w:val="Heading 2 Char"/>
+    <w:basedOn w:val="DefaultParagraphFont"/>
+    <w:link w:val="Heading2"/>
     <w:uiPriority w:val="9"/>
     <w:semiHidden/>
     <w:rsid w:val="00AD55DB"/>
@@ -1269,10 +2286,10 @@
       <w:szCs w:val="32"/>
     </w:rPr>
   </w:style>
-  <w:style w:type="character" w:customStyle="1" w:styleId="berschrift3Zchn">
-    <w:name w:val="Überschrift 3 Zchn"/>
-    <w:basedOn w:val="Absatz-Standardschriftart"/>
-    <w:link w:val="berschrift3"/>
+  <w:style w:type="character" w:customStyle="1" w:styleId="Heading3Char">
+    <w:name w:val="Heading 3 Char"/>
+    <w:basedOn w:val="DefaultParagraphFont"/>
+    <w:link w:val="Heading3"/>
     <w:uiPriority w:val="9"/>
     <w:semiHidden/>
     <w:rsid w:val="00AD55DB"/>
@@ -1283,10 +2300,10 @@
       <w:szCs w:val="28"/>
     </w:rPr>
   </w:style>
-  <w:style w:type="character" w:customStyle="1" w:styleId="berschrift4Zchn">
-    <w:name w:val="Überschrift 4 Zchn"/>
-    <w:basedOn w:val="Absatz-Standardschriftart"/>
-    <w:link w:val="berschrift4"/>
+  <w:style w:type="character" w:customStyle="1" w:styleId="Heading4Char">
+    <w:name w:val="Heading 4 Char"/>
+    <w:basedOn w:val="DefaultParagraphFont"/>
+    <w:link w:val="Heading4"/>
     <w:uiPriority w:val="9"/>
     <w:semiHidden/>
     <w:rsid w:val="00AD55DB"/>
@@ -1297,10 +2314,10 @@
       <w:color w:val="2F5496" w:themeColor="accent1" w:themeShade="BF"/>
     </w:rPr>
   </w:style>
-  <w:style w:type="character" w:customStyle="1" w:styleId="berschrift5Zchn">
-    <w:name w:val="Überschrift 5 Zchn"/>
-    <w:basedOn w:val="Absatz-Standardschriftart"/>
-    <w:link w:val="berschrift5"/>
+  <w:style w:type="character" w:customStyle="1" w:styleId="Heading5Char">
+    <w:name w:val="Heading 5 Char"/>
+    <w:basedOn w:val="DefaultParagraphFont"/>
+    <w:link w:val="Heading5"/>
     <w:uiPriority w:val="9"/>
     <w:semiHidden/>
     <w:rsid w:val="00AD55DB"/>
@@ -1309,10 +2326,10 @@
       <w:color w:val="2F5496" w:themeColor="accent1" w:themeShade="BF"/>
     </w:rPr>
   </w:style>
-  <w:style w:type="character" w:customStyle="1" w:styleId="berschrift6Zchn">
-    <w:name w:val="Überschrift 6 Zchn"/>
-    <w:basedOn w:val="Absatz-Standardschriftart"/>
-    <w:link w:val="berschrift6"/>
+  <w:style w:type="character" w:customStyle="1" w:styleId="Heading6Char">
+    <w:name w:val="Heading 6 Char"/>
+    <w:basedOn w:val="DefaultParagraphFont"/>
+    <w:link w:val="Heading6"/>
     <w:uiPriority w:val="9"/>
     <w:semiHidden/>
     <w:rsid w:val="00AD55DB"/>
@@ -1323,10 +2340,10 @@
       <w:color w:val="595959" w:themeColor="text1" w:themeTint="A6"/>
     </w:rPr>
   </w:style>
-  <w:style w:type="character" w:customStyle="1" w:styleId="berschrift7Zchn">
-    <w:name w:val="Überschrift 7 Zchn"/>
-    <w:basedOn w:val="Absatz-Standardschriftart"/>
-    <w:link w:val="berschrift7"/>
+  <w:style w:type="character" w:customStyle="1" w:styleId="Heading7Char">
+    <w:name w:val="Heading 7 Char"/>
+    <w:basedOn w:val="DefaultParagraphFont"/>
+    <w:link w:val="Heading7"/>
     <w:uiPriority w:val="9"/>
     <w:semiHidden/>
     <w:rsid w:val="00AD55DB"/>
@@ -1335,10 +2352,10 @@
       <w:color w:val="595959" w:themeColor="text1" w:themeTint="A6"/>
     </w:rPr>
   </w:style>
-  <w:style w:type="character" w:customStyle="1" w:styleId="berschrift8Zchn">
-    <w:name w:val="Überschrift 8 Zchn"/>
-    <w:basedOn w:val="Absatz-Standardschriftart"/>
-    <w:link w:val="berschrift8"/>
+  <w:style w:type="character" w:customStyle="1" w:styleId="Heading8Char">
+    <w:name w:val="Heading 8 Char"/>
+    <w:basedOn w:val="DefaultParagraphFont"/>
+    <w:link w:val="Heading8"/>
     <w:uiPriority w:val="9"/>
     <w:semiHidden/>
     <w:rsid w:val="00AD55DB"/>
@@ -1349,10 +2366,10 @@
       <w:color w:val="272727" w:themeColor="text1" w:themeTint="D8"/>
     </w:rPr>
   </w:style>
-  <w:style w:type="character" w:customStyle="1" w:styleId="berschrift9Zchn">
-    <w:name w:val="Überschrift 9 Zchn"/>
-    <w:basedOn w:val="Absatz-Standardschriftart"/>
-    <w:link w:val="berschrift9"/>
+  <w:style w:type="character" w:customStyle="1" w:styleId="Heading9Char">
+    <w:name w:val="Heading 9 Char"/>
+    <w:basedOn w:val="DefaultParagraphFont"/>
+    <w:link w:val="Heading9"/>
     <w:uiPriority w:val="9"/>
     <w:semiHidden/>
     <w:rsid w:val="00AD55DB"/>
@@ -1361,11 +2378,11 @@
       <w:color w:val="272727" w:themeColor="text1" w:themeTint="D8"/>
     </w:rPr>
   </w:style>
-  <w:style w:type="paragraph" w:styleId="Titel">
+  <w:style w:type="paragraph" w:styleId="Title">
     <w:name w:val="Title"/>
-    <w:basedOn w:val="Standard"/>
-    <w:next w:val="Standard"/>
-    <w:link w:val="TitelZchn"/>
+    <w:basedOn w:val="Normal"/>
+    <w:next w:val="Normal"/>
+    <w:link w:val="TitleChar"/>
     <w:uiPriority w:val="10"/>
     <w:qFormat/>
     <w:rsid w:val="00AD55DB"/>
@@ -1381,10 +2398,10 @@
       <w:szCs w:val="56"/>
     </w:rPr>
   </w:style>
-  <w:style w:type="character" w:customStyle="1" w:styleId="TitelZchn">
-    <w:name w:val="Titel Zchn"/>
-    <w:basedOn w:val="Absatz-Standardschriftart"/>
-    <w:link w:val="Titel"/>
+  <w:style w:type="character" w:customStyle="1" w:styleId="TitleChar">
+    <w:name w:val="Title Char"/>
+    <w:basedOn w:val="DefaultParagraphFont"/>
+    <w:link w:val="Title"/>
     <w:uiPriority w:val="10"/>
     <w:rsid w:val="00AD55DB"/>
     <w:rPr>
@@ -1395,11 +2412,11 @@
       <w:szCs w:val="56"/>
     </w:rPr>
   </w:style>
-  <w:style w:type="paragraph" w:styleId="Untertitel">
+  <w:style w:type="paragraph" w:styleId="Subtitle">
     <w:name w:val="Subtitle"/>
-    <w:basedOn w:val="Standard"/>
-    <w:next w:val="Standard"/>
-    <w:link w:val="UntertitelZchn"/>
+    <w:basedOn w:val="Normal"/>
+    <w:next w:val="Normal"/>
+    <w:link w:val="SubtitleChar"/>
     <w:uiPriority w:val="11"/>
     <w:qFormat/>
     <w:rsid w:val="00AD55DB"/>
@@ -1416,10 +2433,10 @@
       <w:szCs w:val="28"/>
     </w:rPr>
   </w:style>
-  <w:style w:type="character" w:customStyle="1" w:styleId="UntertitelZchn">
-    <w:name w:val="Untertitel Zchn"/>
-    <w:basedOn w:val="Absatz-Standardschriftart"/>
-    <w:link w:val="Untertitel"/>
+  <w:style w:type="character" w:customStyle="1" w:styleId="SubtitleChar">
+    <w:name w:val="Subtitle Char"/>
+    <w:basedOn w:val="DefaultParagraphFont"/>
+    <w:link w:val="Subtitle"/>
     <w:uiPriority w:val="11"/>
     <w:rsid w:val="00AD55DB"/>
     <w:rPr>
@@ -1430,11 +2447,11 @@
       <w:szCs w:val="28"/>
     </w:rPr>
   </w:style>
-  <w:style w:type="paragraph" w:styleId="Zitat">
+  <w:style w:type="paragraph" w:styleId="Quote">
     <w:name w:val="Quote"/>
-    <w:basedOn w:val="Standard"/>
-    <w:next w:val="Standard"/>
-    <w:link w:val="ZitatZchn"/>
+    <w:basedOn w:val="Normal"/>
+    <w:next w:val="Normal"/>
+    <w:link w:val="QuoteChar"/>
     <w:uiPriority w:val="29"/>
     <w:qFormat/>
     <w:rsid w:val="00AD55DB"/>
@@ -1448,10 +2465,10 @@
       <w:color w:val="404040" w:themeColor="text1" w:themeTint="BF"/>
     </w:rPr>
   </w:style>
-  <w:style w:type="character" w:customStyle="1" w:styleId="ZitatZchn">
-    <w:name w:val="Zitat Zchn"/>
-    <w:basedOn w:val="Absatz-Standardschriftart"/>
-    <w:link w:val="Zitat"/>
+  <w:style w:type="character" w:customStyle="1" w:styleId="QuoteChar">
+    <w:name w:val="Quote Char"/>
+    <w:basedOn w:val="DefaultParagraphFont"/>
+    <w:link w:val="Quote"/>
     <w:uiPriority w:val="29"/>
     <w:rsid w:val="00AD55DB"/>
     <w:rPr>
@@ -1460,9 +2477,9 @@
       <w:color w:val="404040" w:themeColor="text1" w:themeTint="BF"/>
     </w:rPr>
   </w:style>
-  <w:style w:type="paragraph" w:styleId="Listenabsatz">
+  <w:style w:type="paragraph" w:styleId="ListParagraph">
     <w:name w:val="List Paragraph"/>
-    <w:basedOn w:val="Standard"/>
+    <w:basedOn w:val="Normal"/>
     <w:uiPriority w:val="34"/>
     <w:qFormat/>
     <w:rsid w:val="00AD55DB"/>
@@ -1471,9 +2488,9 @@
       <w:contextualSpacing/>
     </w:pPr>
   </w:style>
-  <w:style w:type="character" w:styleId="IntensiveHervorhebung">
+  <w:style w:type="character" w:styleId="IntenseEmphasis">
     <w:name w:val="Intense Emphasis"/>
-    <w:basedOn w:val="Absatz-Standardschriftart"/>
+    <w:basedOn w:val="DefaultParagraphFont"/>
     <w:uiPriority w:val="21"/>
     <w:qFormat/>
     <w:rsid w:val="00AD55DB"/>
@@ -1483,11 +2500,11 @@
       <w:color w:val="2F5496" w:themeColor="accent1" w:themeShade="BF"/>
     </w:rPr>
   </w:style>
-  <w:style w:type="paragraph" w:styleId="IntensivesZitat">
+  <w:style w:type="paragraph" w:styleId="IntenseQuote">
     <w:name w:val="Intense Quote"/>
-    <w:basedOn w:val="Standard"/>
-    <w:next w:val="Standard"/>
-    <w:link w:val="IntensivesZitatZchn"/>
+    <w:basedOn w:val="Normal"/>
+    <w:next w:val="Normal"/>
+    <w:link w:val="IntenseQuoteChar"/>
     <w:uiPriority w:val="30"/>
     <w:qFormat/>
     <w:rsid w:val="00AD55DB"/>
@@ -1506,10 +2523,10 @@
       <w:color w:val="2F5496" w:themeColor="accent1" w:themeShade="BF"/>
     </w:rPr>
   </w:style>
-  <w:style w:type="character" w:customStyle="1" w:styleId="IntensivesZitatZchn">
-    <w:name w:val="Intensives Zitat Zchn"/>
-    <w:basedOn w:val="Absatz-Standardschriftart"/>
-    <w:link w:val="IntensivesZitat"/>
+  <w:style w:type="character" w:customStyle="1" w:styleId="IntenseQuoteChar">
+    <w:name w:val="Intense Quote Char"/>
+    <w:basedOn w:val="DefaultParagraphFont"/>
+    <w:link w:val="IntenseQuote"/>
     <w:uiPriority w:val="30"/>
     <w:rsid w:val="00AD55DB"/>
     <w:rPr>
@@ -1518,9 +2535,9 @@
       <w:color w:val="2F5496" w:themeColor="accent1" w:themeShade="BF"/>
     </w:rPr>
   </w:style>
-  <w:style w:type="character" w:styleId="IntensiverVerweis">
+  <w:style w:type="character" w:styleId="IntenseReference">
     <w:name w:val="Intense Reference"/>
-    <w:basedOn w:val="Absatz-Standardschriftart"/>
+    <w:basedOn w:val="DefaultParagraphFont"/>
     <w:uiPriority w:val="32"/>
     <w:qFormat/>
     <w:rsid w:val="00AD55DB"/>
@@ -1828,4 +2845,10 @@
     </a:ext>
   </a:extLst>
 </a:theme>
+</file>
+
+<file path=docMetadata/LabelInfo.xml><?xml version="1.0" encoding="utf-8"?>
+<clbl:labelList xmlns:clbl="http://schemas.microsoft.com/office/2020/mipLabelMetadata">
+  <clbl:label id="{73094ff5-79ca-456b-95f6-d578316a3809}" enabled="1" method="Privileged" siteId="{771c9c47-7f24-44dc-958e-34f8713a8394}" contentBits="0" removed="0"/>
+</clbl:labelList>
 </file>